--- a/laravel-app/database/data/internship/handbooks/ai/Beyond_AI_Internship_Day_042_Student_Handbook.docx
+++ b/laravel-app/database/data/internship/handbooks/ai/Beyond_AI_Internship_Day_042_Student_Handbook.docx
@@ -38,7 +38,7 @@
           <w:color w:val="1E293B"/>
           <w:sz w:val="28"/>
         </w:rPr>
-        <w:t>Knowledge Representation</w:t>
+        <w:t>SQL SELECT, WHERE, ORDER BY, and LIMIT</w:t>
       </w:r>
     </w:p>
     <w:p>
@@ -50,7 +50,7 @@
           <w:b w:val="0"/>
           <w:sz w:val="22"/>
         </w:rPr>
-        <w:t>Assessment and reflection. Full student study guide and practical laboratory manual for Beyond Enterprise interns.</w:t>
+        <w:t>Concept development. Full student study guide and practical laboratory manual for Beyond Enterprise interns.</w:t>
       </w:r>
     </w:p>
     <w:tbl>
@@ -141,7 +141,7 @@
               <w:rPr>
                 <w:sz w:val="18"/>
               </w:rPr>
-              <w:t>Assessment and reflection</w:t>
+              <w:t>Concept development</w:t>
             </w:r>
           </w:p>
         </w:tc>
@@ -154,7 +154,7 @@
               <w:rPr>
                 <w:sz w:val="18"/>
               </w:rPr>
-              <w:t>foundation</w:t>
+              <w:t>foundation-to-intermediate</w:t>
             </w:r>
           </w:p>
         </w:tc>
@@ -167,7 +167,7 @@
               <w:rPr>
                 <w:sz w:val="18"/>
               </w:rPr>
-              <w:t>8 hours</w:t>
+              <w:t>8.0 hours</w:t>
             </w:r>
           </w:p>
         </w:tc>
@@ -180,7 +180,7 @@
               <w:rPr>
                 <w:sz w:val="18"/>
               </w:rPr>
-              <w:t>Python, Jupyter, VS Code, local/open models where practical</w:t>
+              <w:t>Python, Jupyter, SQLite/PostgreSQL lab, SQL, requests, Git</w:t>
             </w:r>
           </w:p>
         </w:tc>
@@ -198,7 +198,7 @@
           <w:color w:val="0B3F90"/>
           <w:sz w:val="20"/>
         </w:rPr>
-        <w:t>Day 42 objective  Complete the assessment and reflection for Knowledge Representation: Apply knowledge representation safely and explain the result in a professional technical report.</w:t>
+        <w:t>Day 42 objective  Complete the concept development for SQL SELECT, WHERE, ORDER BY, and LIMIT: Query approved lab tables and validate row counts.</w:t>
       </w:r>
     </w:p>
     <w:p>
@@ -270,7 +270,7 @@
           <w:b w:val="0"/>
           <w:sz w:val="22"/>
         </w:rPr>
-        <w:t>Submit: Final artifact, demonstration evidence, 150-300 word reflection, and self-score against the rubric..</w:t>
+        <w:t>Submit: Setup evidence, completed practical artifact, independent verification record, safety/ethics check, and short technical report..</w:t>
       </w:r>
     </w:p>
     <w:p>
@@ -619,7 +619,7 @@
           <w:b w:val="0"/>
           <w:sz w:val="20"/>
         </w:rPr>
-        <w:t>Curriculum objective (source of truth): Apply knowledge representation safely and explain the result in a professional technical report.</w:t>
+        <w:t>Curriculum objective (source of truth): Query approved lab tables and validate row counts.</w:t>
       </w:r>
     </w:p>
     <w:p>
@@ -631,7 +631,7 @@
           <w:b w:val="0"/>
           <w:sz w:val="22"/>
         </w:rPr>
-        <w:t>Explain Knowledge Representation to a supervisor in under two minutes.</w:t>
+        <w:t>Explain SQL SELECT, WHERE, ORDER BY, and LIMIT to a supervisor in under two minutes.</w:t>
       </w:r>
     </w:p>
     <w:p>
@@ -643,7 +643,7 @@
           <w:b w:val="0"/>
           <w:sz w:val="22"/>
         </w:rPr>
-        <w:t>Configure or verify the approved tools required for Knowledge Representation.</w:t>
+        <w:t>Configure or verify the approved tools required for SQL SELECT, WHERE, ORDER BY, and LIMIT.</w:t>
       </w:r>
     </w:p>
     <w:p>
@@ -655,7 +655,7 @@
           <w:b w:val="0"/>
           <w:sz w:val="22"/>
         </w:rPr>
-        <w:t>Implement or perform the assessment and reflection practical for this topic.</w:t>
+        <w:t>Implement or perform the concept development practical for this topic.</w:t>
       </w:r>
     </w:p>
     <w:p>
@@ -711,7 +711,7 @@
           <w:b w:val="0"/>
           <w:sz w:val="22"/>
         </w:rPr>
-        <w:t>Define the professional meaning of “Knowledge Representation” before you use tools. Do not split the title into meaningless words. Connect each concept to today's practical action.</w:t>
+        <w:t>Define the professional meaning of “SQL SELECT, WHERE, ORDER BY, and LIMIT” before you use tools. Do not split the title into meaningless words. Connect each concept to today's practical action.</w:t>
       </w:r>
     </w:p>
     <w:tbl>
@@ -819,7 +819,7 @@
               <w:rPr>
                 <w:sz w:val="18"/>
               </w:rPr>
-              <w:t>Signal path</w:t>
+              <w:t>Core topic skill</w:t>
             </w:r>
           </w:p>
         </w:tc>
@@ -832,7 +832,7 @@
               <w:rPr>
                 <w:sz w:val="18"/>
               </w:rPr>
-              <w:t>Source → conversion → display</w:t>
+              <w:t>Professional practice for SQL SELECT, WHERE, ORDER BY, and LIMIT</w:t>
             </w:r>
           </w:p>
         </w:tc>
@@ -845,7 +845,7 @@
               <w:rPr>
                 <w:sz w:val="18"/>
               </w:rPr>
-              <w:t>Document connectors/format</w:t>
+              <w:t>Complete today's practical objective</w:t>
             </w:r>
           </w:p>
         </w:tc>
@@ -858,7 +858,7 @@
               <w:rPr>
                 <w:sz w:val="18"/>
               </w:rPr>
-              <w:t>No image / wrong EDID</w:t>
+              <w:t>Shallow buzzword-only work</w:t>
             </w:r>
           </w:p>
         </w:tc>
@@ -871,7 +871,7 @@
               <w:rPr>
                 <w:sz w:val="18"/>
               </w:rPr>
-              <w:t>Cable/format checklist</w:t>
+              <w:t>Demonstrate with evidence</w:t>
             </w:r>
           </w:p>
         </w:tc>
@@ -886,7 +886,7 @@
               <w:rPr>
                 <w:sz w:val="18"/>
               </w:rPr>
-              <w:t>Raster timing</w:t>
+              <w:t>Tool discipline</w:t>
             </w:r>
           </w:p>
         </w:tc>
@@ -899,7 +899,7 @@
               <w:rPr>
                 <w:sz w:val="18"/>
               </w:rPr>
-              <w:t>Resolution, frame rate, aspect</w:t>
+              <w:t>Use only approved tools/versions</w:t>
             </w:r>
           </w:p>
         </w:tc>
@@ -912,7 +912,7 @@
               <w:rPr>
                 <w:sz w:val="18"/>
               </w:rPr>
-              <w:t>Match source to display capability</w:t>
+              <w:t>Verify tools before lab</w:t>
             </w:r>
           </w:p>
         </w:tc>
@@ -925,7 +925,7 @@
               <w:rPr>
                 <w:sz w:val="18"/>
               </w:rPr>
-              <w:t>Scaling artifacts</w:t>
+              <w:t>Unapproved downloads</w:t>
             </w:r>
           </w:p>
         </w:tc>
@@ -938,7 +938,7 @@
               <w:rPr>
                 <w:sz w:val="18"/>
               </w:rPr>
-              <w:t>Confirm native timings</w:t>
+              <w:t>Official sources only</w:t>
             </w:r>
           </w:p>
         </w:tc>
@@ -953,7 +953,7 @@
               <w:rPr>
                 <w:sz w:val="18"/>
               </w:rPr>
-              <w:t>Trip/lift safety</w:t>
+              <w:t>Professional documentation</w:t>
             </w:r>
           </w:p>
         </w:tc>
@@ -966,7 +966,7 @@
               <w:rPr>
                 <w:sz w:val="18"/>
               </w:rPr>
-              <w:t>Cable dress and approved lifts</w:t>
+              <w:t>Clear enough for handover</w:t>
             </w:r>
           </w:p>
         </w:tc>
@@ -979,7 +979,7 @@
               <w:rPr>
                 <w:sz w:val="18"/>
               </w:rPr>
-              <w:t>Secure cables; approved stands</w:t>
+              <w:t>Write procedure + results</w:t>
             </w:r>
           </w:p>
         </w:tc>
@@ -992,7 +992,7 @@
               <w:rPr>
                 <w:sz w:val="18"/>
               </w:rPr>
-              <w:t>Injury / equipment drop</w:t>
+              <w:t>Undocumented changes</w:t>
             </w:r>
           </w:p>
         </w:tc>
@@ -1005,7 +1005,7 @@
               <w:rPr>
                 <w:sz w:val="18"/>
               </w:rPr>
-              <w:t>Site safety walk</w:t>
+              <w:t>README + report template</w:t>
             </w:r>
           </w:p>
         </w:tc>
@@ -1266,7 +1266,7 @@
           <w:b w:val="0"/>
           <w:sz w:val="22"/>
         </w:rPr>
-        <w:t>Tools available: Python, Jupyter, VS Code, local/open models where practical.</w:t>
+        <w:t>Tools available: Python, Jupyter, SQLite/PostgreSQL lab, SQL, requests, Git.</w:t>
       </w:r>
     </w:p>
     <w:p>
@@ -1381,7 +1381,7 @@
               <w:rPr>
                 <w:sz w:val="18"/>
               </w:rPr>
-              <w:t>Python, Jupyter, VS Code, local/open models where practical</w:t>
+              <w:t>Python, Jupyter, SQLite/PostgreSQL lab, SQL, requests, Git</w:t>
             </w:r>
           </w:p>
         </w:tc>
@@ -1463,7 +1463,7 @@
           <w:b w:val="0"/>
           <w:sz w:val="18"/>
         </w:rPr>
-        <w:t>└── Day_42_Knowledge_Representation/</w:t>
+        <w:t>└── Day_42_SQL_SELECT_WHERE_ORDER_BY_and_LIMIT/</w:t>
       </w:r>
     </w:p>
     <w:p>
@@ -1616,7 +1616,7 @@
           <w:b w:val="0"/>
           <w:sz w:val="18"/>
         </w:rPr>
-        <w:t>mkdir Beyond_AI_Internship\Day_42_Knowledge_Representation\evidence, Beyond_AI_Internship\Day_42_Knowledge_Representation\notebooks, Beyond_AI_Internship\Day_42_Knowledge_Representation\src, Beyond_AI_Internship\Day_42_Knowledge_Representation\data, Beyond_AI_Internship\Day_42_Knowledge_Representation\output, Beyond_AI_Internship\Day_42_Knowledge_Representation\report -Force</w:t>
+        <w:t>mkdir Beyond_AI_Internship\Day_42_SQL_SELECT_WHERE_ORDER_BY_and_LIMIT\evidence, Beyond_AI_Internship\Day_42_SQL_SELECT_WHERE_ORDER_BY_and_LIMIT\notebooks, Beyond_AI_Internship\Day_42_SQL_SELECT_WHERE_ORDER_BY_and_LIMIT\src, Beyond_AI_Internship\Day_42_SQL_SELECT_WHERE_ORDER_BY_and_LIMIT\data, Beyond_AI_Internship\Day_42_SQL_SELECT_WHERE_ORDER_BY_and_LIMIT\output, Beyond_AI_Internship\Day_42_SQL_SELECT_WHERE_ORDER_BY_and_LIMIT\report -Force</w:t>
       </w:r>
     </w:p>
     <w:p/>
@@ -1657,7 +1657,7 @@
           <w:b w:val="0"/>
           <w:sz w:val="18"/>
         </w:rPr>
-        <w:t>mkdir -p Beyond_AI_Internship/Day_42_Knowledge_Representation/{evidence,notebooks,src,data,output,report}</w:t>
+        <w:t>mkdir -p Beyond_AI_Internship/Day_42_SQL_SELECT_WHERE_ORDER_BY_and_LIMIT/{evidence,notebooks,src,data,output,report}</w:t>
       </w:r>
     </w:p>
     <w:p/>
@@ -1773,7 +1773,7 @@
           <w:color w:val="0B3F90"/>
           <w:sz w:val="24"/>
         </w:rPr>
-        <w:t>Assessment and reflection: Knowledge Representation</w:t>
+        <w:t>Concept development: SQL SELECT, WHERE, ORDER BY, and LIMIT</w:t>
       </w:r>
     </w:p>
     <w:p>
@@ -1797,7 +1797,7 @@
           <w:b w:val="0"/>
           <w:sz w:val="20"/>
         </w:rPr>
-        <w:t>• Complete the practical assessment for knowledge representation, demonstrate the result, and explain decisions in your own words.</w:t>
+        <w:t>• Review Day 41 prerequisites and read the complete Day 42 objective before changing the lab.</w:t>
       </w:r>
     </w:p>
     <w:p>
@@ -1809,7 +1809,7 @@
           <w:b w:val="0"/>
           <w:sz w:val="20"/>
         </w:rPr>
-        <w:t>• Work only in an authorized lab, VM or on equipment assigned by Beyond.</w:t>
+        <w:t>• Prepare only the authorized workstation, VM, account, dataset, or sandbox; capture the approved starting state.</w:t>
       </w:r>
     </w:p>
     <w:p>
@@ -1821,7 +1821,67 @@
           <w:b w:val="0"/>
           <w:sz w:val="20"/>
         </w:rPr>
-        <w:t>• Keep time entries truthful and ask the supervisor before changing production equipment.</w:t>
+        <w:t>• Create the folder Day_042_sql_select_where_order_by_and_limit with evidence, src or notebooks, output, and report subfolders as relevant.</w:t>
+      </w:r>
+    </w:p>
+    <w:p>
+      <w:pPr>
+        <w:spacing w:after="120"/>
+      </w:pPr>
+      <w:r>
+        <w:rPr>
+          <w:b w:val="0"/>
+          <w:sz w:val="20"/>
+        </w:rPr>
+        <w:t>• Complete the practical objective: Query approved lab tables and validate row counts.</w:t>
+      </w:r>
+    </w:p>
+    <w:p>
+      <w:pPr>
+        <w:spacing w:after="120"/>
+      </w:pPr>
+      <w:r>
+        <w:rPr>
+          <w:b w:val="0"/>
+          <w:sz w:val="20"/>
+        </w:rPr>
+        <w:t>• Record tool versions, inputs, assumptions, commands or code, expected output, observed output, and any deviations.</w:t>
+      </w:r>
+    </w:p>
+    <w:p>
+      <w:pPr>
+        <w:spacing w:after="120"/>
+      </w:pPr>
+      <w:r>
+        <w:rPr>
+          <w:b w:val="0"/>
+          <w:sz w:val="20"/>
+        </w:rPr>
+        <w:t>• Verify the result independently by rerunning from a clean state, checking a second measurement/test, or obtaining recorded peer review.</w:t>
+      </w:r>
+    </w:p>
+    <w:p>
+      <w:pPr>
+        <w:spacing w:after="120"/>
+      </w:pPr>
+      <w:r>
+        <w:rPr>
+          <w:b w:val="0"/>
+          <w:sz w:val="20"/>
+        </w:rPr>
+        <w:t>• Perform the relevant privacy, bias, security, licensing, and human-oversight checks before accepting the result.</w:t>
+      </w:r>
+    </w:p>
+    <w:p>
+      <w:pPr>
+        <w:spacing w:after="120"/>
+      </w:pPr>
+      <w:r>
+        <w:rPr>
+          <w:b w:val="0"/>
+          <w:sz w:val="20"/>
+        </w:rPr>
+        <w:t>• Package the required evidence and write a concise professional technical report with an AI-assistance disclosure.</w:t>
       </w:r>
     </w:p>
     <w:p>
@@ -1847,7 +1907,7 @@
           <w:b w:val="0"/>
           <w:sz w:val="18"/>
         </w:rPr>
-        <w:t># day_42_lab.py — Assessment and reflection: Knowledge Representation</w:t>
+        <w:t># day_42_lab.py — Concept development: SQL SELECT, WHERE, ORDER BY, and LIMIT</w:t>
       </w:r>
     </w:p>
     <w:p>
@@ -1889,7 +1949,7 @@
           <w:b w:val="0"/>
           <w:sz w:val="18"/>
         </w:rPr>
-        <w:t>"""Day 42 practical starter for Knowledge Representation.</w:t>
+        <w:t>"""Day 42 practical starter for SQL SELECT, WHERE, ORDER BY, and LIMIT.</w:t>
       </w:r>
     </w:p>
     <w:p>
@@ -2071,7 +2131,7 @@
           <w:b w:val="0"/>
           <w:sz w:val="18"/>
         </w:rPr>
-        <w:t xml:space="preserve">    print("Program topic:", 'Knowledge Representation')</w:t>
+        <w:t xml:space="preserve">    print("Program topic:", 'SQL SELECT, WHERE, ORDER BY, and LIMIT')</w:t>
       </w:r>
     </w:p>
     <w:p>
@@ -2085,7 +2145,7 @@
           <w:b w:val="0"/>
           <w:sz w:val="18"/>
         </w:rPr>
-        <w:t xml:space="preserve">    print("Day mode:", 'Assessment and reflection')</w:t>
+        <w:t xml:space="preserve">    print("Day mode:", 'Concept development')</w:t>
       </w:r>
     </w:p>
     <w:p>
@@ -5690,7 +5750,7 @@
           <w:b w:val="0"/>
           <w:sz w:val="22"/>
         </w:rPr>
-        <w:t>Objective addressed for Knowledge Representation</w:t>
+        <w:t>Objective addressed for SQL SELECT, WHERE, ORDER BY, and LIMIT</w:t>
       </w:r>
     </w:p>
     <w:p>
@@ -5702,7 +5762,7 @@
           <w:b w:val="0"/>
           <w:sz w:val="22"/>
         </w:rPr>
-        <w:t>Assessment and reflection practical completed</w:t>
+        <w:t>Concept development practical completed</w:t>
       </w:r>
     </w:p>
     <w:p>
@@ -5794,7 +5854,7 @@
           <w:b w:val="0"/>
           <w:sz w:val="22"/>
         </w:rPr>
-        <w:t>Matches: Final artifact, demonstration evidence, 150-300 word reflection, and self-score against the rubric.</w:t>
+        <w:t>Matches: Setup evidence, completed practical artifact, independent verification record, safety/ethics check, and short technical report.</w:t>
       </w:r>
     </w:p>
     <w:p>
@@ -5826,7 +5886,7 @@
           <w:b w:val="0"/>
           <w:sz w:val="22"/>
         </w:rPr>
-        <w:t>Explain Knowledge Representation without reading.</w:t>
+        <w:t>Explain SQL SELECT, WHERE, ORDER BY, and LIMIT without reading.</w:t>
       </w:r>
     </w:p>
     <w:p>
@@ -5918,7 +5978,7 @@
           <w:b w:val="0"/>
           <w:sz w:val="22"/>
         </w:rPr>
-        <w:t>Today is Day 42 (Assessment and reflection) on Knowledge Representation. I worked only in the authorized Beyond AI / data / software lab. I completed the practical objective, verified with a second check, and packaged evidence. Main risk: unauthorized or unsafe action; control: checklist + supervisor escalation. Limitation: classroom/lab scope only. Next: continue the topic cycle and keep documentation reproducible.</w:t>
+        <w:t>Today is Day 42 (Concept development) on SQL SELECT, WHERE, ORDER BY, and LIMIT. I worked only in the authorized Beyond AI / data / software lab. I completed the practical objective, verified with a second check, and packaged evidence. Main risk: unauthorized or unsafe action; control: checklist + supervisor escalation. Limitation: classroom/lab scope only. Next: continue the topic cycle and keep documentation reproducible.</w:t>
       </w:r>
     </w:p>
     <w:p>
